--- a/testakten/rentenberater-status-bav-rentenanspruch-querschnitt-dortmund/08_fragen_an_mandant.docx
+++ b/testakten/rentenberater-status-bav-rentenanspruch-querschnitt-dortmund/08_fragen_an_mandant.docx
@@ -4,148 +4,340 @@
   <w:body>
     <w:p>
       <w:pPr>
-        <w:pStyle w:val="Heading1"/>
-        <w:spacing w:after="160" w:line="259" w:lineRule="auto"/>
+        <w:spacing w:after="180"/>
       </w:pPr>
       <w:r>
         <w:rPr>
-          <w:rFonts w:ascii="Times New Roman" w:hAnsi="Times New Roman"/>
+          <w:rFonts w:ascii="Arial" w:hAnsi="Arial" w:eastAsia="Arial"/>
           <w:b/>
-          <w:sz w:val="28"/>
+          <w:color w:val="5C6569"/>
+          <w:sz w:val="16"/>
         </w:rPr>
-        <w:t>Fragen an den Mandanten</w:t>
+        <w:t>MANDANTENFRAGEN MIT BELEGZUORDNUNG</w:t>
       </w:r>
     </w:p>
     <w:p>
       <w:pPr>
-        <w:pStyle w:val="ListNumber"/>
-        <w:spacing w:before="120" w:after="60" w:line="259" w:lineRule="auto"/>
+        <w:spacing w:after="100"/>
       </w:pPr>
       <w:r>
         <w:rPr>
-          <w:rFonts w:ascii="Times New Roman" w:hAnsi="Times New Roman"/>
-          <w:b/>
-          <w:sz w:val="22"/>
+          <w:rFonts w:ascii="Arial" w:hAnsi="Arial" w:eastAsia="Arial"/>
+          <w:b w:val="0"/>
+          <w:color w:val="5C6569"/>
+          <w:sz w:val="14"/>
         </w:rPr>
-        <w:t>Welche Auftraggeber gab es 2022, 2023 und 2024 jeweils mit Umsatzanteil?</w:t>
+        <w:t>Rentenberatung Carolin Voß · Hohe Straße 11 · 44139 Dortmund</w:t>
       </w:r>
     </w:p>
     <w:p>
       <w:pPr>
-        <w:pStyle w:val="ListNumber"/>
-        <w:spacing w:before="120" w:after="60" w:line="259" w:lineRule="auto"/>
+        <w:spacing w:after="0"/>
       </w:pPr>
       <w:r>
         <w:rPr>
-          <w:rFonts w:ascii="Times New Roman" w:hAnsi="Times New Roman"/>
-          <w:b/>
-          <w:sz w:val="22"/>
+          <w:rFonts w:ascii="Arial" w:hAnsi="Arial" w:eastAsia="Arial"/>
+          <w:b w:val="0"/>
+          <w:sz w:val="18"/>
         </w:rPr>
-        <w:t>Wer genehmigte Urlaub oder Abwesenheit in den Harkort-Projekten?</w:t>
+        <w:t>Herrn Bernd Lewe</w:t>
       </w:r>
     </w:p>
     <w:p>
       <w:pPr>
-        <w:pStyle w:val="ListNumber"/>
-        <w:spacing w:before="120" w:after="60" w:line="259" w:lineRule="auto"/>
+        <w:spacing w:after="0"/>
       </w:pPr>
       <w:r>
         <w:rPr>
-          <w:rFonts w:ascii="Times New Roman" w:hAnsi="Times New Roman"/>
-          <w:b/>
-          <w:sz w:val="22"/>
+          <w:rFonts w:ascii="Arial" w:hAnsi="Arial" w:eastAsia="Arial"/>
+          <w:b w:val="0"/>
+          <w:sz w:val="18"/>
         </w:rPr>
-        <w:t>Wurden Sie in Harkort-Organigrammen geführt?</w:t>
+        <w:t>Am Remberg 27</w:t>
       </w:r>
     </w:p>
     <w:p>
       <w:pPr>
-        <w:pStyle w:val="ListNumber"/>
-        <w:spacing w:before="120" w:after="60" w:line="259" w:lineRule="auto"/>
+        <w:spacing w:after="0"/>
       </w:pPr>
       <w:r>
         <w:rPr>
-          <w:rFonts w:ascii="Times New Roman" w:hAnsi="Times New Roman"/>
+          <w:rFonts w:ascii="Arial" w:hAnsi="Arial" w:eastAsia="Arial"/>
+          <w:b w:val="0"/>
+          <w:sz w:val="18"/>
+        </w:rPr>
+        <w:t>44263 Dortmund</w:t>
+      </w:r>
+    </w:p>
+    <w:p/>
+    <w:tbl>
+      <w:tblPr>
+        <w:tblW w:type="auto" w:w="0"/>
+        <w:jc w:val="right"/>
+        <w:tblLayout w:type="fixed"/>
+        <w:tblLook w:firstColumn="1" w:firstRow="1" w:lastColumn="0" w:lastRow="0" w:noHBand="0" w:noVBand="1" w:val="04A0"/>
+      </w:tblPr>
+      <w:tblGrid>
+        <w:gridCol w:w="4720"/>
+        <w:gridCol w:w="4720"/>
+      </w:tblGrid>
+      <w:tr>
+        <w:tc>
+          <w:tcPr>
+            <w:tcW w:type="dxa" w:w="1757"/>
+          </w:tcPr>
+          <w:p>
+            <w:r>
+              <w:rPr>
+                <w:rFonts w:ascii="Arial" w:hAnsi="Arial" w:eastAsia="Arial"/>
+                <w:b/>
+                <w:color w:val="5C6569"/>
+                <w:sz w:val="16"/>
+              </w:rPr>
+              <w:t>Datum</w:t>
+            </w:r>
+          </w:p>
+        </w:tc>
+        <w:tc>
+          <w:tcPr>
+            <w:tcW w:type="dxa" w:w="2948"/>
+          </w:tcPr>
+          <w:p>
+            <w:r>
+              <w:rPr>
+                <w:rFonts w:ascii="Arial" w:hAnsi="Arial" w:eastAsia="Arial"/>
+                <w:b w:val="0"/>
+                <w:sz w:val="16"/>
+              </w:rPr>
+              <w:t>6. Juli 2026</w:t>
+            </w:r>
+          </w:p>
+        </w:tc>
+      </w:tr>
+      <w:tr>
+        <w:tc>
+          <w:tcPr>
+            <w:tcW w:type="dxa" w:w="1757"/>
+          </w:tcPr>
+          <w:p>
+            <w:r>
+              <w:rPr>
+                <w:rFonts w:ascii="Arial" w:hAnsi="Arial" w:eastAsia="Arial"/>
+                <w:b/>
+                <w:color w:val="5C6569"/>
+                <w:sz w:val="16"/>
+              </w:rPr>
+              <w:t>Aktenzeichen</w:t>
+            </w:r>
+          </w:p>
+        </w:tc>
+        <w:tc>
+          <w:tcPr>
+            <w:tcW w:type="dxa" w:w="2948"/>
+          </w:tcPr>
+          <w:p>
+            <w:r>
+              <w:rPr>
+                <w:rFonts w:ascii="Arial" w:hAnsi="Arial" w:eastAsia="Arial"/>
+                <w:b w:val="0"/>
+                <w:sz w:val="16"/>
+              </w:rPr>
+              <w:t>26-RB-164 / Termin 09.07.2026</w:t>
+            </w:r>
+          </w:p>
+        </w:tc>
+      </w:tr>
+      <w:tr>
+        <w:tc>
+          <w:tcPr>
+            <w:tcW w:type="dxa" w:w="1757"/>
+          </w:tcPr>
+          <w:p>
+            <w:r>
+              <w:rPr>
+                <w:rFonts w:ascii="Arial" w:hAnsi="Arial" w:eastAsia="Arial"/>
+                <w:b/>
+                <w:color w:val="5C6569"/>
+                <w:sz w:val="16"/>
+              </w:rPr>
+              <w:t>Bearbeitung</w:t>
+            </w:r>
+          </w:p>
+        </w:tc>
+        <w:tc>
+          <w:tcPr>
+            <w:tcW w:type="dxa" w:w="2948"/>
+          </w:tcPr>
+          <w:p>
+            <w:r>
+              <w:rPr>
+                <w:rFonts w:ascii="Arial" w:hAnsi="Arial" w:eastAsia="Arial"/>
+                <w:b w:val="0"/>
+                <w:sz w:val="16"/>
+              </w:rPr>
+              <w:t>Carolin Voß</w:t>
+            </w:r>
+          </w:p>
+        </w:tc>
+      </w:tr>
+    </w:tbl>
+    <w:p/>
+    <w:p>
+      <w:pPr>
+        <w:pStyle w:val="Title"/>
+      </w:pPr>
+      <w:r>
+        <w:rPr>
+          <w:rFonts w:ascii="Arial" w:hAnsi="Arial" w:eastAsia="Arial"/>
           <w:b/>
-          <w:sz w:val="22"/>
+          <w:color w:val="173941"/>
+          <w:sz w:val="34"/>
         </w:rPr>
-        <w:t>Haben Sie Betriebshaftpflicht, Website, Briefpapier, eigene AGB?</w:t>
+        <w:t>Unterlagen und Fragen für unseren Besprechungstermin</w:t>
       </w:r>
     </w:p>
     <w:p>
       <w:pPr>
-        <w:pStyle w:val="ListNumber"/>
-        <w:spacing w:before="120" w:after="60" w:line="259" w:lineRule="auto"/>
+        <w:jc w:val="both"/>
       </w:pPr>
       <w:r>
         <w:rPr>
-          <w:rFonts w:ascii="Times New Roman" w:hAnsi="Times New Roman"/>
-          <w:b/>
-          <w:sz w:val="22"/>
+          <w:rFonts w:ascii="Arial" w:hAnsi="Arial" w:eastAsia="Arial"/>
+          <w:b w:val="0"/>
+          <w:sz w:val="21"/>
         </w:rPr>
-        <w:t>Gibt es alte Fricke-Unterlagen zur Betriebsrente?</w:t>
+        <w:t>Sehr geehrter Herr Lewe,</w:t>
       </w:r>
     </w:p>
     <w:p>
       <w:pPr>
-        <w:pStyle w:val="ListNumber"/>
-        <w:spacing w:before="120" w:after="60" w:line="259" w:lineRule="auto"/>
+        <w:pStyle w:val="Heading1"/>
       </w:pPr>
       <w:r>
-        <w:rPr>
-          <w:rFonts w:ascii="Times New Roman" w:hAnsi="Times New Roman"/>
-          <w:b/>
-          <w:sz w:val="22"/>
-        </w:rPr>
-        <w:t>Wer kann den Betriebsübergang 2002 bestätigen?</w:t>
+        <w:t>1. Status der Projektarbeit 2022 bis 2024</w:t>
       </w:r>
     </w:p>
     <w:p>
       <w:pPr>
-        <w:pStyle w:val="ListNumber"/>
-        <w:spacing w:before="120" w:after="60" w:line="259" w:lineRule="auto"/>
+        <w:jc w:val="both"/>
       </w:pPr>
       <w:r>
         <w:rPr>
-          <w:rFonts w:ascii="Times New Roman" w:hAnsi="Times New Roman"/>
-          <w:b/>
-          <w:sz w:val="22"/>
+          <w:rFonts w:ascii="Arial" w:hAnsi="Arial" w:eastAsia="Arial"/>
+          <w:b w:val="0"/>
+          <w:sz w:val="21"/>
         </w:rPr>
-        <w:t>Welche körperlichen Wege waren in der Projektleitung regelmäßig nötig?</w:t>
+        <w:t>Bitte bringen Sie für jedes Jahr eine Auftraggeberliste mit Umsatz, Zeitraum und Ansprechpartner mit. Markieren Sie in Ihren Kalendern, wer Termine vorgab, welche Jour-fixe-Termine verpflichtend waren und wann Sie sich vertreten ließen. Benötigt werden außerdem Betriebshaftpflicht, Rechnungen über eigenes Arbeitsgerät, zwei typische Harkort-Aufträge sowie ein Auftrag eines anderen Kunden.</w:t>
       </w:r>
     </w:p>
     <w:p>
       <w:pPr>
-        <w:pStyle w:val="ListNumber"/>
-        <w:spacing w:line="259" w:lineRule="auto" w:after="60"/>
+        <w:pStyle w:val="Heading1"/>
       </w:pPr>
       <w:r>
-        <w:t>Wie oft treten Panik oder Konzentrationsabbrüche auf?</w:t>
+        <w:t>2. Betriebsrente</w:t>
       </w:r>
     </w:p>
     <w:p>
       <w:pPr>
-        <w:pStyle w:val="ListNumber"/>
-        <w:spacing w:line="259" w:lineRule="auto" w:after="60"/>
+        <w:jc w:val="both"/>
       </w:pPr>
       <w:r>
-        <w:t>Hat die Krankenkasse schon Reha oder Rentenantrag verlangt?</w:t>
+        <w:rPr>
+          <w:rFonts w:ascii="Arial" w:hAnsi="Arial" w:eastAsia="Arial"/>
+          <w:b w:val="0"/>
+          <w:sz w:val="21"/>
+        </w:rPr>
+        <w:t>Bitte durchsuchen Sie den Kellerordner nach Unterlagen der Metallbau Fricke GmbH aus 1994 bis 2001: Arbeitsvertrag, Lohnabrechnungen mit Versorgungsabzug, Betriebsratsmitteilungen, Aufnahmebestätigung oder Versicherungsschein. Notieren Sie Namen früherer Kollegen, die zur Dienstzeitanerkennung beim Betriebsübergang Auskunft geben können.</w:t>
       </w:r>
     </w:p>
     <w:p>
       <w:pPr>
-        <w:pStyle w:val="ListNumber"/>
-        <w:spacing w:line="259" w:lineRule="auto" w:after="60"/>
+        <w:pStyle w:val="Heading1"/>
       </w:pPr>
       <w:r>
-        <w:t>Welche monatliche Liquiditätslücke besteht ab August 2026?</w:t>
+        <w:t>3. Gesundheit und Alltag</w:t>
+      </w:r>
+    </w:p>
+    <w:p>
+      <w:pPr>
+        <w:jc w:val="both"/>
+      </w:pPr>
+      <w:r>
+        <w:rPr>
+          <w:rFonts w:ascii="Arial" w:hAnsi="Arial" w:eastAsia="Arial"/>
+          <w:b w:val="0"/>
+          <w:sz w:val="21"/>
+        </w:rPr>
+        <w:t>Führen Sie ab 7. Juli vier Wochen lang täglich Beginn, Dauer und Abbruch jeder konzentrierten Tätigkeit, Gehstrecke, Ruhezeiten, Panikereignisse und Hilfe Ihrer Ehefrau auf. Bitte bringen Sie Medikamentenplan, vollständigen Reha-Bericht, die Krankengeldmitteilung und sämtliche Einladungen der Rentenversicherung mit. Beschreiben Sie nicht nur Diagnosen, sondern was an einem durchschnittlichen Tag konkret gelingt und was scheitert.</w:t>
+      </w:r>
+    </w:p>
+    <w:p>
+      <w:pPr>
+        <w:pStyle w:val="Heading1"/>
+      </w:pPr>
+      <w:r>
+        <w:t>4. Finanzen und Kommunikation</w:t>
+      </w:r>
+    </w:p>
+    <w:p>
+      <w:pPr>
+        <w:jc w:val="both"/>
+      </w:pPr>
+      <w:r>
+        <w:rPr>
+          <w:rFonts w:ascii="Arial" w:hAnsi="Arial" w:eastAsia="Arial"/>
+          <w:b w:val="0"/>
+          <w:sz w:val="21"/>
+        </w:rPr>
+        <w:t>Für die Liquiditätsplanung benötigen wir Krankengeld netto, monatliche feste Ausgaben, offene Steuerzahlungen und Rücklagen. Geben Sie bitte an, ob Harkort, Versorgungskasse, Krankenkasse oder Rentenversicherung direkt mit Ihnen telefoniert haben und was jeweils vereinbart wurde. Weitergehende Erklärungen zum Status geben Sie bis zur Akteneinsicht nicht ab.</w:t>
+      </w:r>
+    </w:p>
+    <w:p>
+      <w:pPr>
+        <w:jc w:val="both"/>
+      </w:pPr>
+      <w:r>
+        <w:rPr>
+          <w:rFonts w:ascii="Arial" w:hAnsi="Arial" w:eastAsia="Arial"/>
+          <w:b w:val="0"/>
+          <w:sz w:val="21"/>
+        </w:rPr>
+        <w:t>Bringen Sie vorhandene Originale mit. Wir scannen sie im Termin und geben sie unmittelbar zurück.</w:t>
+      </w:r>
+    </w:p>
+    <w:p>
+      <w:pPr>
+        <w:spacing w:before="280"/>
+      </w:pPr>
+      <w:r>
+        <w:rPr>
+          <w:rFonts w:ascii="Arial" w:hAnsi="Arial" w:eastAsia="Arial"/>
+          <w:b/>
+          <w:sz w:val="21"/>
+        </w:rPr>
+        <w:t>Carolin Voß</w:t>
+      </w:r>
+    </w:p>
+    <w:p>
+      <w:pPr>
+        <w:spacing w:after="0"/>
+      </w:pPr>
+      <w:r>
+        <w:rPr>
+          <w:rFonts w:ascii="Arial" w:hAnsi="Arial" w:eastAsia="Arial"/>
+          <w:b w:val="0"/>
+          <w:color w:val="5C6569"/>
+          <w:sz w:val="18"/>
+        </w:rPr>
+        <w:t>Rentenberaterin</w:t>
       </w:r>
     </w:p>
     <w:sectPr>
       <w:headerReference w:type="default" r:id="rId9"/>
       <w:footerReference w:type="default" r:id="rId10"/>
       <w:pgSz w:w="11906" w:h="16838"/>
-      <w:pgMar w:top="1191" w:right="1247" w:bottom="1134" w:left="1361" w:header="720" w:footer="720" w:gutter="0"/>
+      <w:pgMar w:top="1247" w:right="1134" w:bottom="1134" w:left="1332" w:header="454" w:footer="454" w:gutter="0"/>
       <w:cols w:space="720"/>
       <w:docGrid w:linePitch="360"/>
     </w:sectPr>
@@ -158,19 +350,68 @@
   <w:p>
     <w:pPr>
       <w:pStyle w:val="Footer"/>
-      <w:jc w:val="left"/>
-    </w:pPr>
-    <w:r/>
-    <w:r>
-      <w:rPr>
-        <w:rFonts w:ascii="Times New Roman" w:hAnsi="Times New Roman"/>
-        <w:b w:val="0"/>
-        <w:color w:val="777777"/>
-        <w:sz w:val="17"/>
-      </w:rPr>
-      <w:t>Vertraulich | Bearbeitungsstand Juli 2026 | nur zur Aktenbearbeitung</w:t>
-    </w:r>
+    </w:pPr>
   </w:p>
+  <w:tbl>
+    <w:tblPr>
+      <w:tblW w:type="auto" w:w="0"/>
+      <w:jc w:val="center"/>
+      <w:tblLayout w:type="fixed"/>
+      <w:tblLook w:firstColumn="1" w:firstRow="1" w:lastColumn="0" w:lastRow="0" w:noHBand="0" w:noVBand="1" w:val="04A0"/>
+    </w:tblPr>
+    <w:tblGrid>
+      <w:gridCol w:w="7257"/>
+      <w:gridCol w:w="2154"/>
+    </w:tblGrid>
+    <w:tr>
+      <w:tc>
+        <w:tcPr>
+          <w:tcW w:type="dxa" w:w="7257"/>
+        </w:tcPr>
+        <w:p>
+          <w:r>
+            <w:rPr>
+              <w:rFonts w:ascii="Arial" w:hAnsi="Arial" w:eastAsia="Arial"/>
+              <w:b w:val="0"/>
+              <w:color w:val="5C6569"/>
+              <w:sz w:val="14"/>
+            </w:rPr>
+            <w:t>Mandat 26-RB-164 · Besprechungsvorbereitung</w:t>
+          </w:r>
+        </w:p>
+      </w:tc>
+      <w:tc>
+        <w:tcPr>
+          <w:tcW w:type="dxa" w:w="2154"/>
+        </w:tcPr>
+        <w:p>
+          <w:pPr>
+            <w:jc w:val="right"/>
+          </w:pPr>
+          <w:r>
+            <w:rPr>
+              <w:rFonts w:ascii="Arial" w:hAnsi="Arial" w:eastAsia="Arial"/>
+              <w:b w:val="0"/>
+              <w:color w:val="5C6569"/>
+              <w:sz w:val="14"/>
+            </w:rPr>
+            <w:t xml:space="preserve">Seite </w:t>
+          </w:r>
+          <w:r>
+            <w:rPr>
+              <w:rFonts w:ascii="Arial" w:hAnsi="Arial" w:eastAsia="Arial"/>
+              <w:b w:val="0"/>
+              <w:color w:val="5C6569"/>
+              <w:sz w:val="14"/>
+            </w:rPr>
+            <w:fldChar w:fldCharType="begin"/>
+            <w:instrText xml:space="preserve">PAGE</w:instrText>
+            <w:fldChar w:fldCharType="end"/>
+          </w:r>
+        </w:p>
+      </w:tc>
+    </w:tr>
+  </w:tbl>
 </w:ftr>
 </file>
 
@@ -179,18 +420,58 @@
   <w:p>
     <w:pPr>
       <w:pStyle w:val="Header"/>
-      <w:jc w:val="left"/>
-    </w:pPr>
-    <w:r/>
+      <w:spacing w:after="20"/>
+    </w:pPr>
     <w:r>
       <w:rPr>
-        <w:rFonts w:ascii="Times New Roman" w:hAnsi="Times New Roman"/>
+        <w:rFonts w:ascii="Arial" w:hAnsi="Arial" w:eastAsia="Arial"/>
+        <w:b/>
+        <w:color w:val="173941"/>
+        <w:sz w:val="19"/>
+      </w:rPr>
+      <w:t>Rentenberatung Carolin Voß</w:t>
+    </w:r>
+  </w:p>
+  <w:p>
+    <w:pPr>
+      <w:spacing w:after="0"/>
+    </w:pPr>
+    <w:r>
+      <w:rPr>
+        <w:rFonts w:ascii="Arial" w:hAnsi="Arial" w:eastAsia="Arial"/>
         <w:b w:val="0"/>
-        <w:i w:val="0"/>
-        <w:color w:val="666666"/>
-        <w:sz w:val="17"/>
-      </w:rPr>
-      <w:t>Rentenberatung Jessen &amp; Kollegium | Renten- und Versorgungsakte | Bearbeitungsstand Juli 2026</w:t>
+        <w:color w:val="5C6569"/>
+        <w:sz w:val="14"/>
+      </w:rPr>
+      <w:t>Hohe Straße 11 · 44139 Dortmund</w:t>
+    </w:r>
+  </w:p>
+  <w:p>
+    <w:pPr>
+      <w:spacing w:after="0"/>
+    </w:pPr>
+    <w:r>
+      <w:rPr>
+        <w:rFonts w:ascii="Arial" w:hAnsi="Arial" w:eastAsia="Arial"/>
+        <w:b w:val="0"/>
+        <w:color w:val="5C6569"/>
+        <w:sz w:val="14"/>
+      </w:rPr>
+      <w:t>Telefon 0231 44896-0 · Telefax 0231 44896-29 · kanzlei@rentenberatung-voss.de</w:t>
+    </w:r>
+  </w:p>
+  <w:p>
+    <w:pPr>
+      <w:spacing w:after="0"/>
+    </w:pPr>
+    <w:r>
+      <w:rPr>
+        <w:rFonts w:ascii="Arial" w:hAnsi="Arial" w:eastAsia="Arial"/>
+        <w:b w:val="0"/>
+        <w:color w:val="5C6569"/>
+        <w:sz w:val="14"/>
+      </w:rPr>
+      <w:t>Rentenberaterin Carolin Voß · Registriert im Rechtsdienstleistungsregister</w:t>
     </w:r>
   </w:p>
 </w:hdr>
@@ -559,9 +840,13 @@
     <w:name w:val="Normal"/>
     <w:qFormat/>
     <w:rsid w:val="00FC693F"/>
+    <w:pPr>
+      <w:spacing w:after="120" w:line="259" w:lineRule="auto"/>
+      <w:widowControl/>
+    </w:pPr>
     <w:rPr>
-      <w:rFonts w:ascii="Times New Roman" w:hAnsi="Times New Roman"/>
-      <w:sz w:val="22"/>
+      <w:rFonts w:ascii="Arial" w:hAnsi="Arial"/>
+      <w:sz w:val="21"/>
     </w:rPr>
   </w:style>
   <w:style w:type="paragraph" w:styleId="Header">
@@ -619,14 +904,15 @@
     <w:pPr>
       <w:keepNext/>
       <w:keepLines/>
-      <w:spacing w:before="480" w:after="0"/>
+      <w:spacing w:before="200" w:after="120"/>
       <w:outlineLvl w:val="0"/>
     </w:pPr>
     <w:rPr>
-      <w:rFonts w:asciiTheme="majorHAnsi" w:eastAsiaTheme="majorEastAsia" w:hAnsiTheme="majorHAnsi" w:cstheme="majorBidi" w:ascii="Times New Roman" w:hAnsi="Times New Roman"/>
+      <w:rFonts w:asciiTheme="majorHAnsi" w:eastAsiaTheme="majorEastAsia" w:hAnsiTheme="majorHAnsi" w:cstheme="majorBidi" w:ascii="Arial" w:hAnsi="Arial"/>
       <w:b/>
       <w:bCs/>
-      <w:sz w:val="28"/>
+      <w:color w:val="173941"/>
+      <w:sz w:val="26"/>
       <w:szCs w:val="28"/>
     </w:rPr>
   </w:style>
@@ -642,14 +928,15 @@
     <w:pPr>
       <w:keepNext/>
       <w:keepLines/>
-      <w:spacing w:before="200" w:after="0"/>
+      <w:spacing w:before="200" w:after="120"/>
       <w:outlineLvl w:val="1"/>
     </w:pPr>
     <w:rPr>
-      <w:rFonts w:asciiTheme="majorHAnsi" w:eastAsiaTheme="majorEastAsia" w:hAnsiTheme="majorHAnsi" w:cstheme="majorBidi" w:ascii="Times New Roman" w:hAnsi="Times New Roman"/>
+      <w:rFonts w:asciiTheme="majorHAnsi" w:eastAsiaTheme="majorEastAsia" w:hAnsiTheme="majorHAnsi" w:cstheme="majorBidi" w:ascii="Arial" w:hAnsi="Arial"/>
       <w:b/>
       <w:bCs/>
-      <w:sz w:val="24"/>
+      <w:color w:val="173941"/>
+      <w:sz w:val="22"/>
       <w:szCs w:val="26"/>
     </w:rPr>
   </w:style>
@@ -669,10 +956,10 @@
       <w:outlineLvl w:val="2"/>
     </w:pPr>
     <w:rPr>
-      <w:rFonts w:asciiTheme="majorHAnsi" w:eastAsiaTheme="majorEastAsia" w:hAnsiTheme="majorHAnsi" w:cstheme="majorBidi" w:ascii="Times New Roman" w:hAnsi="Times New Roman"/>
+      <w:rFonts w:asciiTheme="majorHAnsi" w:eastAsiaTheme="majorEastAsia" w:hAnsiTheme="majorHAnsi" w:cstheme="majorBidi"/>
       <w:b/>
       <w:bCs/>
-      <w:sz w:val="22"/>
+      <w:color w:val="4F81BD" w:themeColor="accent1"/>
     </w:rPr>
   </w:style>
   <w:style w:type="paragraph" w:styleId="Heading4">
@@ -903,19 +1190,20 @@
     <w:qFormat/>
     <w:rsid w:val="00FC693F"/>
     <w:pPr>
+      <w:keepNext/>
       <w:pBdr>
         <w:bottom w:val="single" w:sz="8" w:space="4" w:color="4F81BD" w:themeColor="accent1"/>
       </w:pBdr>
-      <w:spacing w:after="300" w:line="240" w:lineRule="auto"/>
+      <w:spacing w:after="120" w:line="240" w:lineRule="auto" w:before="0"/>
       <w:contextualSpacing/>
     </w:pPr>
     <w:rPr>
-      <w:rFonts w:asciiTheme="majorHAnsi" w:eastAsiaTheme="majorEastAsia" w:hAnsiTheme="majorHAnsi" w:cstheme="majorBidi" w:ascii="Times New Roman" w:hAnsi="Times New Roman"/>
+      <w:rFonts w:asciiTheme="majorHAnsi" w:eastAsiaTheme="majorEastAsia" w:hAnsiTheme="majorHAnsi" w:cstheme="majorBidi" w:ascii="Arial" w:hAnsi="Arial"/>
       <w:b/>
-      <w:color w:val="17365D" w:themeColor="text2" w:themeShade="BF"/>
+      <w:color w:val="173941"/>
       <w:spacing w:val="5"/>
       <w:kern w:val="28"/>
-      <w:sz w:val="30"/>
+      <w:sz w:val="36"/>
       <w:szCs w:val="52"/>
     </w:rPr>
   </w:style>
